--- a/assets/email_kas.docx
+++ b/assets/email_kas.docx
@@ -900,21 +900,7 @@
         <w:rPr>
           <w:spacing w:val="-2"/>
         </w:rPr>
-        <w:t>{{</w:t>
-      </w:r>
-      <w:proofErr w:type="spellStart"/>
-      <w:r>
-        <w:rPr>
-          <w:spacing w:val="-2"/>
-        </w:rPr>
-        <w:t>dts</w:t>
-      </w:r>
-      <w:proofErr w:type="spellEnd"/>
-      <w:r>
-        <w:rPr>
-          <w:spacing w:val="-2"/>
-        </w:rPr>
-        <w:t>}}</w:t>
+        <w:t>{{dts}}</w:t>
       </w:r>
       <w:r>
         <w:rPr>
@@ -1895,25 +1881,7 @@
           <w:b/>
           <w:sz w:val="19"/>
         </w:rPr>
-        <w:t>{{</w:t>
-      </w:r>
-      <w:proofErr w:type="spellStart"/>
-      <w:r>
-        <w:rPr>
-          <w:rFonts w:ascii="Arial"/>
-          <w:b/>
-          <w:sz w:val="19"/>
-        </w:rPr>
-        <w:t>empi</w:t>
-      </w:r>
-      <w:proofErr w:type="spellEnd"/>
-      <w:r>
-        <w:rPr>
-          <w:rFonts w:ascii="Arial"/>
-          <w:b/>
-          <w:sz w:val="19"/>
-        </w:rPr>
-        <w:t>}}</w:t>
+        <w:t>{{empi}}</w:t>
       </w:r>
       <w:r>
         <w:rPr>
@@ -2042,9 +2010,8 @@
           <w:sz w:val="20"/>
           <w:szCs w:val="20"/>
         </w:rPr>
-        <w:t>{{name</w:t>
-      </w:r>
-      <w:proofErr w:type="gramStart"/>
+        <w:t>{{name}}</w:t>
+      </w:r>
       <w:r>
         <w:rPr>
           <w:rFonts w:ascii="Arial"/>
@@ -2052,7 +2019,7 @@
           <w:sz w:val="20"/>
           <w:szCs w:val="20"/>
         </w:rPr>
-        <w:t>}}</w:t>
+        <w:t xml:space="preserve"> </w:t>
       </w:r>
       <w:r>
         <w:rPr>
@@ -2065,20 +2032,10 @@
       </w:r>
       <w:r>
         <w:rPr>
-          <w:rFonts w:ascii="Arial"/>
           <w:bCs/>
-          <w:sz w:val="20"/>
-          <w:szCs w:val="20"/>
-        </w:rPr>
-        <w:t xml:space="preserve"> </w:t>
-      </w:r>
-      <w:r>
-        <w:rPr>
-          <w:bCs/>
         </w:rPr>
         <w:t>&lt;</w:t>
       </w:r>
-      <w:proofErr w:type="gramEnd"/>
       <w:r>
         <w:rPr>
           <w:bCs/>
@@ -2950,7 +2907,7 @@
       <w:pPr>
         <w:pStyle w:val="BodyText"/>
         <w:spacing w:before="204"/>
-        <w:ind w:left="290" w:right="285"/>
+        <w:ind w:left="-709" w:right="285"/>
         <w:jc w:val="right"/>
       </w:pPr>
       <w:r>
@@ -2963,21 +2920,7 @@
         <w:rPr>
           <w:spacing w:val="-2"/>
         </w:rPr>
-        <w:t>{{</w:t>
-      </w:r>
-      <w:proofErr w:type="spellStart"/>
-      <w:r>
-        <w:rPr>
-          <w:spacing w:val="-2"/>
-        </w:rPr>
-        <w:t>dtr</w:t>
-      </w:r>
-      <w:proofErr w:type="spellEnd"/>
-      <w:r>
-        <w:rPr>
-          <w:spacing w:val="-2"/>
-        </w:rPr>
-        <w:t>}}</w:t>
+        <w:t>{{dtr}}</w:t>
       </w:r>
       <w:r>
         <w:rPr>
